--- a/reference.docx
+++ b/reference.docx
@@ -502,14 +502,9 @@
     <w:name w:val="Normal"/>
     <w:qFormat/>
     <w:pPr>
-      <w:spacing w:before="0" w:after="0" w:line="276" w:lineRule="auto"/>
-      <w:ind w:firstLine="720"/>
-      <w:jc w:val="left"/>
-    </w:pPr>
-    <w:rPr>
-      <w:rFonts w:ascii="Georgia" w:hAnsi="Georgia"/>
-      <w:sz w:val="24"/>
-    </w:rPr>
+      <w:spacing w:after="200" w:before="0" w:line="240" w:lineRule="auto"/>
+      <w:ind w:firstLine="432"/>
+    </w:pPr>
   </w:style>
   <w:style w:type="paragraph" w:styleId="BodyText">
     <w:name w:val="Body Text"/>
@@ -517,14 +512,9 @@
     <w:link w:val="BodyTextChar"/>
     <w:qFormat/>
     <w:pPr>
-      <w:spacing w:before="0" w:after="0" w:line="276" w:lineRule="auto"/>
-      <w:ind w:firstLine="720"/>
-      <w:jc w:val="left"/>
-    </w:pPr>
-    <w:rPr>
-      <w:rFonts w:ascii="Georgia" w:hAnsi="Georgia"/>
-      <w:sz w:val="24"/>
-    </w:rPr>
+      <w:spacing w:before="180" w:after="200"/>
+      <w:ind w:firstLine="432"/>
+    </w:pPr>
   </w:style>
   <w:style w:type="paragraph" w:customStyle="1" w:styleId="FirstParagraph">
     <w:name w:val="First Paragraph"/>
@@ -532,14 +522,9 @@
     <w:next w:val="BodyText"/>
     <w:qFormat/>
     <w:pPr>
-      <w:spacing w:before="0" w:after="0" w:line="276" w:lineRule="auto"/>
-      <w:ind w:firstLine="720"/>
-      <w:jc w:val="left"/>
-    </w:pPr>
-    <w:rPr>
-      <w:rFonts w:ascii="Georgia" w:hAnsi="Georgia"/>
-      <w:sz w:val="24"/>
-    </w:rPr>
+      <w:spacing w:after="200"/>
+      <w:ind w:firstLine="0"/>
+    </w:pPr>
   </w:style>
   <w:style w:type="paragraph" w:customStyle="1" w:styleId="Compact">
     <w:name w:val="Compact"/>
@@ -693,16 +678,13 @@
     <w:pPr>
       <w:keepNext/>
       <w:keepLines/>
-      <w:spacing w:before="1440" w:after="720"/>
-      <w:ind w:firstLine="0"/>
-      <w:jc w:val="center"/>
+      <w:spacing w:before="360" w:after="80"/>
       <w:outlineLvl w:val="0"/>
     </w:pPr>
     <w:rPr>
-      <w:rFonts w:asciiTheme="majorHAnsi" w:eastAsiaTheme="majorEastAsia" w:hAnsiTheme="majorHAnsi" w:cstheme="majorBidi" w:ascii="Georgia" w:hAnsi="Georgia"/>
-      <w:b/>
+      <w:rFonts w:asciiTheme="majorHAnsi" w:eastAsiaTheme="majorEastAsia" w:hAnsiTheme="majorHAnsi" w:cstheme="majorBidi"/>
       <w:color w:val="0F4761" w:themeColor="accent1" w:themeShade="BF"/>
-      <w:sz w:val="48"/>
+      <w:sz w:val="40"/>
       <w:szCs w:val="40"/>
     </w:rPr>
   </w:style>
@@ -1012,11 +994,8 @@
     <w:qFormat/>
     <w:pPr>
       <w:spacing w:before="100" w:after="100"/>
-      <w:ind w:left="720" w:right="720" w:firstLine="0"/>
-    </w:pPr>
-    <w:rPr>
-      <w:i/>
-    </w:rPr>
+      <w:ind w:firstLine="0" w:left="480" w:right="480"/>
+    </w:pPr>
   </w:style>
   <w:style w:type="paragraph" w:styleId="FootnoteText">
     <w:name w:val="Footnote Text"/>
